--- a/Docs/Mô tả bài toán.docx
+++ b/Docs/Mô tả bài toán.docx
@@ -1981,8 +1981,6 @@
         </w:rPr>
         <w:t>ân công việc và nghiên cứu</w:t>
       </w:r>
-      <w:bookmarkStart w:id="0" w:name="_GoBack"/>
-      <w:bookmarkEnd w:id="0"/>
     </w:p>
     <w:tbl>
       <w:tblPr>
@@ -2237,6 +2235,7 @@
             <w:insideH w:val="none" w:color="auto" w:sz="0" w:space="0"/>
             <w:insideV w:val="none" w:color="auto" w:sz="0" w:space="0"/>
           </w:tblBorders>
+          <w:shd w:val="clear" w:color="auto" w:fill="auto"/>
           <w:tblCellMar>
             <w:top w:w="0" w:type="dxa"/>
             <w:left w:w="0" w:type="dxa"/>
@@ -3270,6 +3269,267 @@
           <w:lang w:val="vi-VN"/>
         </w:rPr>
       </w:pPr>
+      <w:r>
+        <w:rPr>
+          <w:rFonts w:hint="default" w:ascii="Times New Roman" w:hAnsi="Times New Roman" w:cs="Times New Roman"/>
+          <w:sz w:val="28"/>
+          <w:szCs w:val="28"/>
+          <w:lang w:val="vi-VN"/>
+        </w:rPr>
+        <w:t>Phân công:</w:t>
+      </w:r>
+    </w:p>
+    <w:p>
+      <w:pPr>
+        <w:numPr>
+          <w:ilvl w:val="0"/>
+          <w:numId w:val="0"/>
+        </w:numPr>
+        <w:spacing w:line="360" w:lineRule="auto"/>
+        <w:ind w:leftChars="0"/>
+        <w:rPr>
+          <w:rFonts w:hint="default" w:ascii="Times New Roman" w:hAnsi="Times New Roman" w:cs="Times New Roman"/>
+          <w:sz w:val="28"/>
+          <w:szCs w:val="28"/>
+          <w:lang w:val="vi-VN"/>
+        </w:rPr>
+      </w:pPr>
+      <w:r>
+        <w:rPr>
+          <w:rFonts w:hint="default" w:ascii="Times New Roman" w:hAnsi="Times New Roman" w:cs="Times New Roman"/>
+          <w:sz w:val="28"/>
+          <w:szCs w:val="28"/>
+          <w:lang w:val="vi-VN"/>
+        </w:rPr>
+        <w:t>Phần A: Trọng</w:t>
+      </w:r>
+    </w:p>
+    <w:p>
+      <w:pPr>
+        <w:numPr>
+          <w:ilvl w:val="0"/>
+          <w:numId w:val="0"/>
+        </w:numPr>
+        <w:spacing w:line="360" w:lineRule="auto"/>
+        <w:ind w:leftChars="0"/>
+        <w:rPr>
+          <w:rFonts w:hint="default" w:ascii="Times New Roman" w:hAnsi="Times New Roman" w:cs="Times New Roman"/>
+          <w:sz w:val="28"/>
+          <w:szCs w:val="28"/>
+          <w:lang w:val="vi-VN"/>
+        </w:rPr>
+      </w:pPr>
+      <w:r>
+        <w:rPr>
+          <w:rFonts w:hint="default" w:ascii="Times New Roman" w:hAnsi="Times New Roman" w:cs="Times New Roman"/>
+          <w:sz w:val="28"/>
+          <w:szCs w:val="28"/>
+          <w:lang w:val="vi-VN"/>
+        </w:rPr>
+        <w:t>Phần B: Quang</w:t>
+      </w:r>
+    </w:p>
+    <w:p>
+      <w:pPr>
+        <w:numPr>
+          <w:ilvl w:val="0"/>
+          <w:numId w:val="0"/>
+        </w:numPr>
+        <w:spacing w:line="360" w:lineRule="auto"/>
+        <w:ind w:leftChars="0"/>
+        <w:rPr>
+          <w:rFonts w:hint="default" w:ascii="Times New Roman" w:hAnsi="Times New Roman" w:cs="Times New Roman"/>
+          <w:sz w:val="28"/>
+          <w:szCs w:val="28"/>
+          <w:lang w:val="vi-VN"/>
+        </w:rPr>
+      </w:pPr>
+      <w:r>
+        <w:rPr>
+          <w:rFonts w:hint="default" w:ascii="Times New Roman" w:hAnsi="Times New Roman" w:cs="Times New Roman"/>
+          <w:sz w:val="28"/>
+          <w:szCs w:val="28"/>
+          <w:lang w:val="vi-VN"/>
+        </w:rPr>
+        <w:t>Phần C: Kim Minh</w:t>
+      </w:r>
+    </w:p>
+    <w:p>
+      <w:pPr>
+        <w:numPr>
+          <w:ilvl w:val="0"/>
+          <w:numId w:val="0"/>
+        </w:numPr>
+        <w:spacing w:line="360" w:lineRule="auto"/>
+        <w:ind w:leftChars="0"/>
+        <w:rPr>
+          <w:rFonts w:hint="default" w:ascii="Times New Roman" w:hAnsi="Times New Roman" w:cs="Times New Roman"/>
+          <w:sz w:val="28"/>
+          <w:szCs w:val="28"/>
+          <w:lang w:val="vi-VN"/>
+        </w:rPr>
+      </w:pPr>
+      <w:r>
+        <w:rPr>
+          <w:rFonts w:hint="default" w:ascii="Times New Roman" w:hAnsi="Times New Roman" w:cs="Times New Roman"/>
+          <w:sz w:val="28"/>
+          <w:szCs w:val="28"/>
+          <w:lang w:val="vi-VN"/>
+        </w:rPr>
+        <w:t>Phần D: Nhật</w:t>
+      </w:r>
+    </w:p>
+    <w:p>
+      <w:pPr>
+        <w:numPr>
+          <w:ilvl w:val="0"/>
+          <w:numId w:val="0"/>
+        </w:numPr>
+        <w:spacing w:line="360" w:lineRule="auto"/>
+        <w:ind w:leftChars="0"/>
+        <w:rPr>
+          <w:rFonts w:hint="default" w:ascii="Times New Roman" w:hAnsi="Times New Roman" w:cs="Times New Roman"/>
+          <w:sz w:val="28"/>
+          <w:szCs w:val="28"/>
+          <w:lang w:val="vi-VN"/>
+        </w:rPr>
+      </w:pPr>
+    </w:p>
+    <w:p>
+      <w:pPr>
+        <w:numPr>
+          <w:ilvl w:val="0"/>
+          <w:numId w:val="0"/>
+        </w:numPr>
+        <w:spacing w:line="360" w:lineRule="auto"/>
+        <w:ind w:leftChars="0"/>
+        <w:rPr>
+          <w:rFonts w:hint="default" w:ascii="Times New Roman" w:hAnsi="Times New Roman" w:cs="Times New Roman"/>
+          <w:sz w:val="28"/>
+          <w:szCs w:val="28"/>
+          <w:lang w:val="vi-VN"/>
+        </w:rPr>
+      </w:pPr>
+      <w:r>
+        <w:rPr>
+          <w:rFonts w:hint="default" w:ascii="Times New Roman" w:hAnsi="Times New Roman" w:cs="Times New Roman"/>
+          <w:sz w:val="28"/>
+          <w:szCs w:val="28"/>
+          <w:lang w:val="vi-VN"/>
+        </w:rPr>
+        <w:t>Lịch họp cố định: 20h chủ nhật hàng tuần</w:t>
+      </w:r>
+    </w:p>
+    <w:p>
+      <w:pPr>
+        <w:numPr>
+          <w:ilvl w:val="0"/>
+          <w:numId w:val="0"/>
+        </w:numPr>
+        <w:spacing w:line="360" w:lineRule="auto"/>
+        <w:ind w:leftChars="0"/>
+        <w:rPr>
+          <w:rFonts w:hint="default" w:ascii="Times New Roman" w:hAnsi="Times New Roman" w:cs="Times New Roman"/>
+          <w:sz w:val="28"/>
+          <w:szCs w:val="28"/>
+          <w:lang w:val="vi-VN"/>
+        </w:rPr>
+      </w:pPr>
+      <w:r>
+        <w:rPr>
+          <w:rFonts w:hint="default" w:ascii="Times New Roman" w:hAnsi="Times New Roman" w:cs="Times New Roman"/>
+          <w:sz w:val="28"/>
+          <w:szCs w:val="28"/>
+          <w:lang w:val="vi-VN"/>
+        </w:rPr>
+        <w:t>Đẩy trước: 20h thứ 6 đẩy lên Git</w:t>
+      </w:r>
+    </w:p>
+    <w:p>
+      <w:pPr>
+        <w:numPr>
+          <w:ilvl w:val="0"/>
+          <w:numId w:val="0"/>
+        </w:numPr>
+        <w:spacing w:line="360" w:lineRule="auto"/>
+        <w:ind w:leftChars="0"/>
+        <w:rPr>
+          <w:rFonts w:hint="default" w:ascii="Times New Roman" w:hAnsi="Times New Roman" w:cs="Times New Roman"/>
+          <w:sz w:val="28"/>
+          <w:szCs w:val="28"/>
+          <w:lang w:val="vi-VN"/>
+        </w:rPr>
+      </w:pPr>
+    </w:p>
+    <w:p>
+      <w:pPr>
+        <w:numPr>
+          <w:ilvl w:val="0"/>
+          <w:numId w:val="0"/>
+        </w:numPr>
+        <w:spacing w:line="360" w:lineRule="auto"/>
+        <w:ind w:leftChars="0"/>
+        <w:rPr>
+          <w:rFonts w:hint="default" w:ascii="Times New Roman" w:hAnsi="Times New Roman" w:cs="Times New Roman"/>
+          <w:sz w:val="28"/>
+          <w:szCs w:val="28"/>
+          <w:lang w:val="vi-VN"/>
+        </w:rPr>
+      </w:pPr>
+      <w:r>
+        <w:rPr>
+          <w:rFonts w:hint="default" w:ascii="Times New Roman" w:hAnsi="Times New Roman" w:cs="Times New Roman"/>
+          <w:sz w:val="28"/>
+          <w:szCs w:val="28"/>
+          <w:lang w:val="vi-VN"/>
+        </w:rPr>
+        <w:t>Chủ nhật: 5/4</w:t>
+      </w:r>
+    </w:p>
+    <w:p>
+      <w:pPr>
+        <w:numPr>
+          <w:ilvl w:val="0"/>
+          <w:numId w:val="0"/>
+        </w:numPr>
+        <w:spacing w:line="360" w:lineRule="auto"/>
+        <w:ind w:leftChars="0"/>
+        <w:rPr>
+          <w:rFonts w:hint="default" w:ascii="Times New Roman" w:hAnsi="Times New Roman" w:cs="Times New Roman"/>
+          <w:sz w:val="28"/>
+          <w:szCs w:val="28"/>
+          <w:lang w:val="vi-VN"/>
+        </w:rPr>
+      </w:pPr>
+      <w:r>
+        <w:rPr>
+          <w:rFonts w:hint="default" w:ascii="Times New Roman" w:hAnsi="Times New Roman" w:cs="Times New Roman"/>
+          <w:sz w:val="28"/>
+          <w:szCs w:val="28"/>
+          <w:lang w:val="vi-VN"/>
+        </w:rPr>
+        <w:t>- Tìm hiểu từng kiến trúc.</w:t>
+      </w:r>
+      <w:bookmarkStart w:id="0" w:name="_GoBack"/>
+      <w:bookmarkEnd w:id="0"/>
+      <w:r>
+        <w:rPr>
+          <w:rFonts w:hint="default" w:ascii="Times New Roman" w:hAnsi="Times New Roman" w:cs="Times New Roman"/>
+          <w:sz w:val="28"/>
+          <w:szCs w:val="28"/>
+          <w:lang w:val="vi-VN"/>
+        </w:rPr>
+        <w:br w:type="textWrapping"/>
+      </w:r>
+      <w:r>
+        <w:rPr>
+          <w:rFonts w:hint="default" w:ascii="Times New Roman" w:hAnsi="Times New Roman" w:cs="Times New Roman"/>
+          <w:sz w:val="28"/>
+          <w:szCs w:val="28"/>
+          <w:lang w:val="vi-VN"/>
+        </w:rPr>
+        <w:t>- Trình bày kiến trúc của từng phần, cách triển khai, kèm tài liệu file docx.</w:t>
+      </w:r>
     </w:p>
     <w:sectPr>
       <w:pgSz w:w="11906" w:h="16838"/>
